--- a/algebra/THE_FULL_ARSENAL.docx
+++ b/algebra/THE_FULL_ARSENAL.docx
@@ -71,12 +71,6 @@
         <w:gridCol w:w="1731"/>
       </w:tblGrid>
       <w:tr>
-        <w:tblPrEx>
-          <w:tblCellMar>
-            <w:top w:w="0" w:type="dxa"/>
-            <w:bottom w:w="0" w:type="dxa"/>
-          </w:tblCellMar>
-        </w:tblPrEx>
         <w:tc>
           <w:tcPr>
             <w:tcW w:w="420" w:type="dxa"/>
@@ -289,12 +283,6 @@
         </w:tc>
       </w:tr>
       <w:tr>
-        <w:tblPrEx>
-          <w:tblCellMar>
-            <w:top w:w="0" w:type="dxa"/>
-            <w:bottom w:w="0" w:type="dxa"/>
-          </w:tblCellMar>
-        </w:tblPrEx>
         <w:tc>
           <w:tcPr>
             <w:tcW w:w="9360" w:type="dxa"/>
@@ -331,12 +319,6 @@
         </w:tc>
       </w:tr>
       <w:tr>
-        <w:tblPrEx>
-          <w:tblCellMar>
-            <w:top w:w="0" w:type="dxa"/>
-            <w:bottom w:w="0" w:type="dxa"/>
-          </w:tblCellMar>
-        </w:tblPrEx>
         <w:tc>
           <w:tcPr>
             <w:tcW w:w="420" w:type="dxa"/>
@@ -529,12 +511,6 @@
         </w:tc>
       </w:tr>
       <w:tr>
-        <w:tblPrEx>
-          <w:tblCellMar>
-            <w:top w:w="0" w:type="dxa"/>
-            <w:bottom w:w="0" w:type="dxa"/>
-          </w:tblCellMar>
-        </w:tblPrEx>
         <w:tc>
           <w:tcPr>
             <w:tcW w:w="420" w:type="dxa"/>
@@ -727,12 +703,6 @@
         </w:tc>
       </w:tr>
       <w:tr>
-        <w:tblPrEx>
-          <w:tblCellMar>
-            <w:top w:w="0" w:type="dxa"/>
-            <w:bottom w:w="0" w:type="dxa"/>
-          </w:tblCellMar>
-        </w:tblPrEx>
         <w:tc>
           <w:tcPr>
             <w:tcW w:w="420" w:type="dxa"/>
@@ -925,12 +895,6 @@
         </w:tc>
       </w:tr>
       <w:tr>
-        <w:tblPrEx>
-          <w:tblCellMar>
-            <w:top w:w="0" w:type="dxa"/>
-            <w:bottom w:w="0" w:type="dxa"/>
-          </w:tblCellMar>
-        </w:tblPrEx>
         <w:tc>
           <w:tcPr>
             <w:tcW w:w="420" w:type="dxa"/>
@@ -1024,7 +988,15 @@
                 <w:sz w:val="15"/>
                 <w:szCs w:val="15"/>
               </w:rPr>
-              <w:t>The King</w:t>
+              <w:t xml:space="preserve">The </w:t>
+            </w:r>
+            <w:r>
+              <w:rPr>
+                <w:color w:val="666666"/>
+                <w:sz w:val="15"/>
+                <w:szCs w:val="15"/>
+              </w:rPr>
+              <w:t>Dude</w:t>
             </w:r>
           </w:p>
         </w:tc>
@@ -1123,12 +1095,6 @@
         </w:tc>
       </w:tr>
       <w:tr>
-        <w:tblPrEx>
-          <w:tblCellMar>
-            <w:top w:w="0" w:type="dxa"/>
-            <w:bottom w:w="0" w:type="dxa"/>
-          </w:tblCellMar>
-        </w:tblPrEx>
         <w:tc>
           <w:tcPr>
             <w:tcW w:w="420" w:type="dxa"/>
@@ -1321,12 +1287,6 @@
         </w:tc>
       </w:tr>
       <w:tr>
-        <w:tblPrEx>
-          <w:tblCellMar>
-            <w:top w:w="0" w:type="dxa"/>
-            <w:bottom w:w="0" w:type="dxa"/>
-          </w:tblCellMar>
-        </w:tblPrEx>
         <w:tc>
           <w:tcPr>
             <w:tcW w:w="420" w:type="dxa"/>
@@ -1519,12 +1479,6 @@
         </w:tc>
       </w:tr>
       <w:tr>
-        <w:tblPrEx>
-          <w:tblCellMar>
-            <w:top w:w="0" w:type="dxa"/>
-            <w:bottom w:w="0" w:type="dxa"/>
-          </w:tblCellMar>
-        </w:tblPrEx>
         <w:tc>
           <w:tcPr>
             <w:tcW w:w="420" w:type="dxa"/>
@@ -1717,12 +1671,6 @@
         </w:tc>
       </w:tr>
       <w:tr>
-        <w:tblPrEx>
-          <w:tblCellMar>
-            <w:top w:w="0" w:type="dxa"/>
-            <w:bottom w:w="0" w:type="dxa"/>
-          </w:tblCellMar>
-        </w:tblPrEx>
         <w:tc>
           <w:tcPr>
             <w:tcW w:w="420" w:type="dxa"/>
@@ -1915,12 +1863,6 @@
         </w:tc>
       </w:tr>
       <w:tr>
-        <w:tblPrEx>
-          <w:tblCellMar>
-            <w:top w:w="0" w:type="dxa"/>
-            <w:bottom w:w="0" w:type="dxa"/>
-          </w:tblCellMar>
-        </w:tblPrEx>
         <w:tc>
           <w:tcPr>
             <w:tcW w:w="9360" w:type="dxa"/>
@@ -1957,12 +1899,6 @@
         </w:tc>
       </w:tr>
       <w:tr>
-        <w:tblPrEx>
-          <w:tblCellMar>
-            <w:top w:w="0" w:type="dxa"/>
-            <w:bottom w:w="0" w:type="dxa"/>
-          </w:tblCellMar>
-        </w:tblPrEx>
         <w:tc>
           <w:tcPr>
             <w:tcW w:w="420" w:type="dxa"/>
@@ -2155,12 +2091,6 @@
         </w:tc>
       </w:tr>
       <w:tr>
-        <w:tblPrEx>
-          <w:tblCellMar>
-            <w:top w:w="0" w:type="dxa"/>
-            <w:bottom w:w="0" w:type="dxa"/>
-          </w:tblCellMar>
-        </w:tblPrEx>
         <w:tc>
           <w:tcPr>
             <w:tcW w:w="420" w:type="dxa"/>
@@ -2353,12 +2283,6 @@
         </w:tc>
       </w:tr>
       <w:tr>
-        <w:tblPrEx>
-          <w:tblCellMar>
-            <w:top w:w="0" w:type="dxa"/>
-            <w:bottom w:w="0" w:type="dxa"/>
-          </w:tblCellMar>
-        </w:tblPrEx>
         <w:tc>
           <w:tcPr>
             <w:tcW w:w="420" w:type="dxa"/>
@@ -2551,12 +2475,6 @@
         </w:tc>
       </w:tr>
       <w:tr>
-        <w:tblPrEx>
-          <w:tblCellMar>
-            <w:top w:w="0" w:type="dxa"/>
-            <w:bottom w:w="0" w:type="dxa"/>
-          </w:tblCellMar>
-        </w:tblPrEx>
         <w:tc>
           <w:tcPr>
             <w:tcW w:w="420" w:type="dxa"/>
@@ -2749,12 +2667,6 @@
         </w:tc>
       </w:tr>
       <w:tr>
-        <w:tblPrEx>
-          <w:tblCellMar>
-            <w:top w:w="0" w:type="dxa"/>
-            <w:bottom w:w="0" w:type="dxa"/>
-          </w:tblCellMar>
-        </w:tblPrEx>
         <w:tc>
           <w:tcPr>
             <w:tcW w:w="420" w:type="dxa"/>
@@ -2947,12 +2859,6 @@
         </w:tc>
       </w:tr>
       <w:tr>
-        <w:tblPrEx>
-          <w:tblCellMar>
-            <w:top w:w="0" w:type="dxa"/>
-            <w:bottom w:w="0" w:type="dxa"/>
-          </w:tblCellMar>
-        </w:tblPrEx>
         <w:tc>
           <w:tcPr>
             <w:tcW w:w="420" w:type="dxa"/>
@@ -3145,12 +3051,6 @@
         </w:tc>
       </w:tr>
       <w:tr>
-        <w:tblPrEx>
-          <w:tblCellMar>
-            <w:top w:w="0" w:type="dxa"/>
-            <w:bottom w:w="0" w:type="dxa"/>
-          </w:tblCellMar>
-        </w:tblPrEx>
         <w:tc>
           <w:tcPr>
             <w:tcW w:w="9360" w:type="dxa"/>
@@ -3187,12 +3087,6 @@
         </w:tc>
       </w:tr>
       <w:tr>
-        <w:tblPrEx>
-          <w:tblCellMar>
-            <w:top w:w="0" w:type="dxa"/>
-            <w:bottom w:w="0" w:type="dxa"/>
-          </w:tblCellMar>
-        </w:tblPrEx>
         <w:tc>
           <w:tcPr>
             <w:tcW w:w="420" w:type="dxa"/>
@@ -3385,12 +3279,6 @@
         </w:tc>
       </w:tr>
       <w:tr>
-        <w:tblPrEx>
-          <w:tblCellMar>
-            <w:top w:w="0" w:type="dxa"/>
-            <w:bottom w:w="0" w:type="dxa"/>
-          </w:tblCellMar>
-        </w:tblPrEx>
         <w:tc>
           <w:tcPr>
             <w:tcW w:w="420" w:type="dxa"/>
@@ -3583,12 +3471,6 @@
         </w:tc>
       </w:tr>
       <w:tr>
-        <w:tblPrEx>
-          <w:tblCellMar>
-            <w:top w:w="0" w:type="dxa"/>
-            <w:bottom w:w="0" w:type="dxa"/>
-          </w:tblCellMar>
-        </w:tblPrEx>
         <w:tc>
           <w:tcPr>
             <w:tcW w:w="420" w:type="dxa"/>
@@ -3781,12 +3663,6 @@
         </w:tc>
       </w:tr>
       <w:tr>
-        <w:tblPrEx>
-          <w:tblCellMar>
-            <w:top w:w="0" w:type="dxa"/>
-            <w:bottom w:w="0" w:type="dxa"/>
-          </w:tblCellMar>
-        </w:tblPrEx>
         <w:tc>
           <w:tcPr>
             <w:tcW w:w="420" w:type="dxa"/>
@@ -3979,12 +3855,6 @@
         </w:tc>
       </w:tr>
       <w:tr>
-        <w:tblPrEx>
-          <w:tblCellMar>
-            <w:top w:w="0" w:type="dxa"/>
-            <w:bottom w:w="0" w:type="dxa"/>
-          </w:tblCellMar>
-        </w:tblPrEx>
         <w:tc>
           <w:tcPr>
             <w:tcW w:w="420" w:type="dxa"/>
@@ -4177,12 +4047,6 @@
         </w:tc>
       </w:tr>
       <w:tr>
-        <w:tblPrEx>
-          <w:tblCellMar>
-            <w:top w:w="0" w:type="dxa"/>
-            <w:bottom w:w="0" w:type="dxa"/>
-          </w:tblCellMar>
-        </w:tblPrEx>
         <w:tc>
           <w:tcPr>
             <w:tcW w:w="420" w:type="dxa"/>
@@ -4375,12 +4239,6 @@
         </w:tc>
       </w:tr>
       <w:tr>
-        <w:tblPrEx>
-          <w:tblCellMar>
-            <w:top w:w="0" w:type="dxa"/>
-            <w:bottom w:w="0" w:type="dxa"/>
-          </w:tblCellMar>
-        </w:tblPrEx>
         <w:tc>
           <w:tcPr>
             <w:tcW w:w="9360" w:type="dxa"/>
@@ -4417,12 +4275,6 @@
         </w:tc>
       </w:tr>
       <w:tr>
-        <w:tblPrEx>
-          <w:tblCellMar>
-            <w:top w:w="0" w:type="dxa"/>
-            <w:bottom w:w="0" w:type="dxa"/>
-          </w:tblCellMar>
-        </w:tblPrEx>
         <w:tc>
           <w:tcPr>
             <w:tcW w:w="420" w:type="dxa"/>
@@ -4615,12 +4467,6 @@
         </w:tc>
       </w:tr>
       <w:tr>
-        <w:tblPrEx>
-          <w:tblCellMar>
-            <w:top w:w="0" w:type="dxa"/>
-            <w:bottom w:w="0" w:type="dxa"/>
-          </w:tblCellMar>
-        </w:tblPrEx>
         <w:tc>
           <w:tcPr>
             <w:tcW w:w="420" w:type="dxa"/>
@@ -4813,12 +4659,6 @@
         </w:tc>
       </w:tr>
       <w:tr>
-        <w:tblPrEx>
-          <w:tblCellMar>
-            <w:top w:w="0" w:type="dxa"/>
-            <w:bottom w:w="0" w:type="dxa"/>
-          </w:tblCellMar>
-        </w:tblPrEx>
         <w:tc>
           <w:tcPr>
             <w:tcW w:w="420" w:type="dxa"/>
@@ -5012,12 +4852,6 @@
         </w:tc>
       </w:tr>
       <w:tr>
-        <w:tblPrEx>
-          <w:tblCellMar>
-            <w:top w:w="0" w:type="dxa"/>
-            <w:bottom w:w="0" w:type="dxa"/>
-          </w:tblCellMar>
-        </w:tblPrEx>
         <w:tc>
           <w:tcPr>
             <w:tcW w:w="420" w:type="dxa"/>
@@ -5210,12 +5044,6 @@
         </w:tc>
       </w:tr>
       <w:tr>
-        <w:tblPrEx>
-          <w:tblCellMar>
-            <w:top w:w="0" w:type="dxa"/>
-            <w:bottom w:w="0" w:type="dxa"/>
-          </w:tblCellMar>
-        </w:tblPrEx>
         <w:tc>
           <w:tcPr>
             <w:tcW w:w="420" w:type="dxa"/>
@@ -5408,12 +5236,6 @@
         </w:tc>
       </w:tr>
       <w:tr>
-        <w:tblPrEx>
-          <w:tblCellMar>
-            <w:top w:w="0" w:type="dxa"/>
-            <w:bottom w:w="0" w:type="dxa"/>
-          </w:tblCellMar>
-        </w:tblPrEx>
         <w:tc>
           <w:tcPr>
             <w:tcW w:w="420" w:type="dxa"/>
